--- a/evening/FCS (ADP ITM IV)/06 internship report templates/final lists/ITM IV Evening IRs - submitted.docx
+++ b/evening/FCS (ADP ITM IV)/06 internship report templates/final lists/ITM IV Evening IRs - submitted.docx
@@ -43,10 +43,10 @@
         <w:tblLook w:val="04A0" w:firstRow="1" w:lastRow="0" w:firstColumn="1" w:lastColumn="0" w:noHBand="0" w:noVBand="1"/>
       </w:tblPr>
       <w:tblGrid>
-        <w:gridCol w:w="855"/>
-        <w:gridCol w:w="1304"/>
-        <w:gridCol w:w="4586"/>
-        <w:gridCol w:w="4320"/>
+        <w:gridCol w:w="848"/>
+        <w:gridCol w:w="1463"/>
+        <w:gridCol w:w="4508"/>
+        <w:gridCol w:w="4246"/>
       </w:tblGrid>
       <w:tr>
         <w:trPr>
@@ -2506,6 +2506,68 @@
             </w:pPr>
             <w:r>
               <w:t xml:space="preserve">Received </w:t>
+            </w:r>
+          </w:p>
+        </w:tc>
+      </w:tr>
+      <w:tr>
+        <w:trPr>
+          <w:jc w:val="center"/>
+        </w:trPr>
+        <w:tc>
+          <w:tcPr>
+            <w:tcW w:w="855" w:type="dxa"/>
+          </w:tcPr>
+          <w:p>
+            <w:pPr>
+              <w:pStyle w:val="ListParagraph"/>
+              <w:numPr>
+                <w:ilvl w:val="0"/>
+                <w:numId w:val="1"/>
+              </w:numPr>
+            </w:pPr>
+          </w:p>
+        </w:tc>
+        <w:tc>
+          <w:tcPr>
+            <w:tcW w:w="1304" w:type="dxa"/>
+          </w:tcPr>
+          <w:p>
+            <w:r>
+              <w:t>AF24LHB4096</w:t>
+            </w:r>
+          </w:p>
+        </w:tc>
+        <w:tc>
+          <w:tcPr>
+            <w:tcW w:w="4586" w:type="dxa"/>
+          </w:tcPr>
+          <w:p>
+            <w:proofErr w:type="spellStart"/>
+            <w:r>
+              <w:t>Zohaib</w:t>
+            </w:r>
+            <w:proofErr w:type="spellEnd"/>
+            <w:r>
+              <w:t xml:space="preserve"> </w:t>
+            </w:r>
+            <w:proofErr w:type="spellStart"/>
+            <w:r>
+              <w:t>Ghafoor</w:t>
+            </w:r>
+            <w:proofErr w:type="spellEnd"/>
+          </w:p>
+        </w:tc>
+        <w:tc>
+          <w:tcPr>
+            <w:tcW w:w="4320" w:type="dxa"/>
+          </w:tcPr>
+          <w:p>
+            <w:pPr>
+              <w:pStyle w:val="3817"/>
+            </w:pPr>
+            <w:r>
+              <w:t>Received</w:t>
             </w:r>
           </w:p>
         </w:tc>
@@ -2715,10 +2777,7 @@
             </w:r>
             <w:proofErr w:type="spellEnd"/>
             <w:r>
-              <w:t xml:space="preserve"> Ali</w:t>
-            </w:r>
-            <w:r>
-              <w:t xml:space="preserve"> </w:t>
+              <w:t xml:space="preserve"> Ali </w:t>
             </w:r>
           </w:p>
         </w:tc>
@@ -2749,7 +2808,6 @@
                 <w:numId w:val="3"/>
               </w:numPr>
             </w:pPr>
-            <w:bookmarkStart w:id="0" w:name="_GoBack" w:colFirst="3" w:colLast="3"/>
           </w:p>
         </w:tc>
         <w:tc>
@@ -2924,69 +2982,8 @@
                 <w:bCs/>
               </w:rPr>
             </w:pPr>
-          </w:p>
-        </w:tc>
-        <w:tc>
-          <w:tcPr>
-            <w:tcW w:w="1595" w:type="dxa"/>
-          </w:tcPr>
-          <w:p>
-            <w:r>
-              <w:t>AF24LHB4096</w:t>
-            </w:r>
-          </w:p>
-        </w:tc>
-        <w:tc>
-          <w:tcPr>
-            <w:tcW w:w="4445" w:type="dxa"/>
-          </w:tcPr>
-          <w:p>
-            <w:proofErr w:type="spellStart"/>
-            <w:r>
-              <w:t>Zohaib</w:t>
-            </w:r>
-            <w:proofErr w:type="spellEnd"/>
-            <w:r>
-              <w:t xml:space="preserve"> </w:t>
-            </w:r>
-            <w:proofErr w:type="spellStart"/>
-            <w:r>
-              <w:t>Ghafoor</w:t>
-            </w:r>
-            <w:proofErr w:type="spellEnd"/>
-          </w:p>
-        </w:tc>
-        <w:tc>
-          <w:tcPr>
-            <w:tcW w:w="4183" w:type="dxa"/>
-          </w:tcPr>
-          <w:p>
-            <w:r>
-              <w:t>Failed to submitted any single document</w:t>
-            </w:r>
-          </w:p>
-        </w:tc>
-      </w:tr>
-      <w:tr>
-        <w:trPr>
-          <w:jc w:val="center"/>
-        </w:trPr>
-        <w:tc>
-          <w:tcPr>
-            <w:tcW w:w="842" w:type="dxa"/>
-          </w:tcPr>
-          <w:p>
-            <w:pPr>
-              <w:pStyle w:val="ListParagraph"/>
-              <w:numPr>
-                <w:ilvl w:val="0"/>
-                <w:numId w:val="3"/>
-              </w:numPr>
-              <w:rPr>
-                <w:b/>
-                <w:bCs/>
-              </w:rPr>
-            </w:pPr>
+            <w:bookmarkStart w:id="0" w:name="_GoBack"/>
+            <w:bookmarkEnd w:id="0"/>
           </w:p>
         </w:tc>
         <w:tc>
@@ -3252,7 +3249,6 @@
           </w:p>
         </w:tc>
       </w:tr>
-      <w:bookmarkEnd w:id="0"/>
     </w:tbl>
     <w:p/>
     <w:sectPr>
